--- a/Applications/Nir_Shvarchberg_CV_QuantHealth_Technical_Product_Manager.docx
+++ b/Applications/Nir_Shvarchberg_CV_QuantHealth_Technical_Product_Manager.docx
@@ -4,26 +4,29 @@
   <w:body>
     <w:p>
       <w:pPr>
+        <w:spacing w:after="14" w:line="240" w:lineRule="auto"/>
         <w:jc w:val="center"/>
       </w:pPr>
       <w:r>
         <w:rPr>
           <w:b/>
           <w:color w:val="1F4E79"/>
-          <w:sz w:val="35"/>
+          <w:sz w:val="37"/>
+          <w:szCs w:val="37"/>
         </w:rPr>
         <w:t>NIR SHVARCHBERG</w:t>
       </w:r>
     </w:p>
     <w:p>
       <w:pPr>
-        <w:spacing w:after="9"/>
+        <w:spacing w:after="18" w:line="240" w:lineRule="auto"/>
         <w:jc w:val="center"/>
       </w:pPr>
       <w:r>
         <w:rPr>
           <w:color w:val="5F5F5F"/>
           <w:sz w:val="18"/>
+          <w:szCs w:val="18"/>
         </w:rPr>
         <w:t xml:space="preserve">Tel Aviv-Yafo, Israel | 055-689-5816 | nir1shv@gmail.com | </w:t>
       </w:r>
@@ -33,6 +36,7 @@
             <w:color w:val="1F4E79"/>
             <w:sz w:val="18"/>
             <w:u w:val="single"/>
+            <w:szCs w:val="18"/>
           </w:rPr>
           <w:t>LinkedIn</w:t>
         </w:r>
@@ -40,14 +44,15 @@
     </w:p>
     <w:p>
       <w:pPr>
-        <w:spacing w:after="19"/>
+        <w:spacing w:after="28" w:line="240" w:lineRule="auto"/>
         <w:jc w:val="center"/>
       </w:pPr>
       <w:r>
         <w:rPr>
           <w:b/>
           <w:color w:val="1F4E79"/>
-          <w:sz w:val="19"/>
+          <w:sz w:val="20"/>
+          <w:szCs w:val="20"/>
         </w:rPr>
         <w:t>TECHNICAL PRODUCT MANAGER | APIS, INTEGRATIONS &amp; PLATFORM DELIVERY</w:t>
       </w:r>
@@ -58,7 +63,7 @@
         <w:pBdr>
           <w:bottom w:val="single" w:sz="6" w:space="1" w:color="1F4E79"/>
         </w:pBdr>
-        <w:spacing w:before="49" w:after="31"/>
+        <w:spacing w:before="64" w:after="40" w:line="240" w:lineRule="auto"/>
         <w:rPr>
           <w:sz w:val="20"/>
           <w:szCs w:val="20"/>
@@ -68,15 +73,15 @@
         <w:rPr>
           <w:b/>
           <w:color w:val="1F4E79"/>
-          <w:sz w:val="20"/>
-          <w:szCs w:val="20"/>
+          <w:sz w:val="22"/>
+          <w:szCs w:val="22"/>
         </w:rPr>
         <w:t>PROFESSIONAL SUMMARY</w:t>
       </w:r>
     </w:p>
     <w:p>
       <w:pPr>
-        <w:spacing w:after="24" w:line="250" w:lineRule="auto"/>
+        <w:spacing w:after="40" w:line="231" w:lineRule="exact"/>
         <w:rPr>
           <w:sz w:val="20"/>
           <w:szCs w:val="20"/>
@@ -85,8 +90,8 @@
       <w:r>
         <w:rPr>
           <w:color w:val="000000"/>
-          <w:sz w:val="20"/>
-          <w:szCs w:val="20"/>
+          <w:sz w:val="21"/>
+          <w:szCs w:val="21"/>
         </w:rPr>
         <w:t>Technical Product Manager with 5+ years of experience across B2B SaaS and digital products, API integrations, payment-related flows, operational workflows, and multi-system delivery. Translates customer and business needs into structured PRDs, technical requirements, data flows, business rules, UX flows, acceptance criteria, and prioritized roadmaps. Led integrations with invoicing, payment, and CRM providers and works closely with Engineering on dependencies, validation, delivery, and issue resolution. Combines technical fluency, systems thinking, and AI-assisted research, documentation, and prototyping to simplify complex processes.</w:t>
       </w:r>
@@ -97,7 +102,7 @@
         <w:pBdr>
           <w:bottom w:val="single" w:sz="6" w:space="1" w:color="1F4E79"/>
         </w:pBdr>
-        <w:spacing w:before="49" w:after="31"/>
+        <w:spacing w:before="64" w:after="40" w:line="240" w:lineRule="auto"/>
         <w:rPr>
           <w:sz w:val="20"/>
           <w:szCs w:val="20"/>
@@ -107,8 +112,8 @@
         <w:rPr>
           <w:b/>
           <w:color w:val="1F4E79"/>
-          <w:sz w:val="20"/>
-          <w:szCs w:val="20"/>
+          <w:sz w:val="22"/>
+          <w:szCs w:val="22"/>
         </w:rPr>
         <w:t>PROFESSIONAL EXPERIENCE</w:t>
       </w:r>
@@ -116,7 +121,7 @@
     <w:p>
       <w:pPr>
         <w:keepNext/>
-        <w:spacing w:before="29" w:after="9"/>
+        <w:spacing w:before="44" w:after="16" w:line="240" w:lineRule="auto"/>
         <w:rPr>
           <w:sz w:val="20"/>
           <w:szCs w:val="20"/>
@@ -126,8 +131,8 @@
         <w:rPr>
           <w:b/>
           <w:color w:val="1F4E79"/>
-          <w:sz w:val="20"/>
-          <w:szCs w:val="20"/>
+          <w:sz w:val="21"/>
+          <w:szCs w:val="21"/>
         </w:rPr>
         <w:t>CallApp</w:t>
       </w:r>
@@ -135,8 +140,8 @@
         <w:rPr>
           <w:b/>
           <w:color w:val="1E1E1E"/>
-          <w:sz w:val="20"/>
-          <w:szCs w:val="20"/>
+          <w:sz w:val="21"/>
+          <w:szCs w:val="21"/>
         </w:rPr>
         <w:t xml:space="preserve"> | Product Manager, Branded &amp; Verified Caller </w:t>
       </w:r>
@@ -144,8 +149,8 @@
         <w:rPr>
           <w:b/>
           <w:color w:val="1E1E1E"/>
-          <w:sz w:val="20"/>
-          <w:szCs w:val="20"/>
+          <w:sz w:val="21"/>
+          <w:szCs w:val="21"/>
         </w:rPr>
         <w:t>Identity</w:t>
       </w:r>
@@ -153,8 +158,8 @@
         <w:rPr>
           <w:b/>
           <w:color w:val="5F5F5F"/>
-          <w:sz w:val="20"/>
-          <w:szCs w:val="20"/>
+          <w:sz w:val="21"/>
+          <w:szCs w:val="21"/>
         </w:rPr>
         <w:t xml:space="preserve"> | March</w:t>
       </w:r>
@@ -162,19 +167,20 @@
         <w:rPr>
           <w:b/>
           <w:color w:val="5F5F5F"/>
-          <w:sz w:val="20"/>
-          <w:szCs w:val="20"/>
+          <w:sz w:val="21"/>
+          <w:szCs w:val="21"/>
         </w:rPr>
         <w:t xml:space="preserve"> 2023 - Present</w:t>
       </w:r>
     </w:p>
     <w:p>
       <w:pPr>
+        <w:keepLines/>
         <w:numPr>
           <w:ilvl w:val="0"/>
           <w:numId w:val="1"/>
         </w:numPr>
-        <w:spacing w:after="25" w:line="258" w:lineRule="auto"/>
+        <w:spacing w:after="30" w:line="233" w:lineRule="exact"/>
         <w:rPr>
           <w:sz w:val="20"/>
           <w:szCs w:val="20"/>
@@ -183,19 +189,20 @@
       <w:r>
         <w:rPr>
           <w:color w:val="000000"/>
-          <w:sz w:val="20"/>
-          <w:szCs w:val="20"/>
+          <w:sz w:val="21"/>
+          <w:szCs w:val="21"/>
         </w:rPr>
         <w:t>Own strategy, roadmap, backlog, and end-to-end delivery for a B2B SaaS product spanning onboarding, verification, activation, subscriptions, payments, and business-profile management.</w:t>
       </w:r>
     </w:p>
     <w:p>
       <w:pPr>
+        <w:keepLines/>
         <w:numPr>
           <w:ilvl w:val="0"/>
           <w:numId w:val="1"/>
         </w:numPr>
-        <w:spacing w:after="25" w:line="258" w:lineRule="auto"/>
+        <w:spacing w:after="30" w:line="233" w:lineRule="exact"/>
         <w:rPr>
           <w:sz w:val="20"/>
           <w:szCs w:val="20"/>
@@ -204,19 +211,20 @@
       <w:r>
         <w:rPr>
           <w:color w:val="000000"/>
-          <w:sz w:val="20"/>
-          <w:szCs w:val="20"/>
+          <w:sz w:val="21"/>
+          <w:szCs w:val="21"/>
         </w:rPr>
         <w:t>Translate customer, business, Support, Sales, and operational needs into PRDs, technical and business requirements, user stories, UX flows, acceptance criteria, edge cases, and prioritized platform capabilities.</w:t>
       </w:r>
     </w:p>
     <w:p>
       <w:pPr>
+        <w:keepLines/>
         <w:numPr>
           <w:ilvl w:val="0"/>
           <w:numId w:val="1"/>
         </w:numPr>
-        <w:spacing w:after="25" w:line="258" w:lineRule="auto"/>
+        <w:spacing w:after="30" w:line="233" w:lineRule="exact"/>
         <w:rPr>
           <w:sz w:val="20"/>
           <w:szCs w:val="20"/>
@@ -225,19 +233,20 @@
       <w:r>
         <w:rPr>
           <w:color w:val="000000"/>
-          <w:sz w:val="20"/>
-          <w:szCs w:val="20"/>
+          <w:sz w:val="21"/>
+          <w:szCs w:val="21"/>
         </w:rPr>
         <w:t>Led API integrations with Green Invoice, Isracard, PayMe, and CRM systems, reading technical documentation, mapping data flows and dependencies, validating end-to-end behavior, and resolving cross-system issues.</w:t>
       </w:r>
     </w:p>
     <w:p>
       <w:pPr>
+        <w:keepLines/>
         <w:numPr>
           <w:ilvl w:val="0"/>
           <w:numId w:val="1"/>
         </w:numPr>
-        <w:spacing w:after="25" w:line="258" w:lineRule="auto"/>
+        <w:spacing w:after="30" w:line="233" w:lineRule="exact"/>
         <w:rPr>
           <w:sz w:val="20"/>
           <w:szCs w:val="20"/>
@@ -246,19 +255,20 @@
       <w:r>
         <w:rPr>
           <w:color w:val="000000"/>
-          <w:sz w:val="20"/>
-          <w:szCs w:val="20"/>
+          <w:sz w:val="21"/>
+          <w:szCs w:val="21"/>
         </w:rPr>
         <w:t>Partner with Engineering, UX, QA, Data, Operations, business teams, and external vendors on planning, tradeoffs, blockers, release readiness, delivery, and post-launch validation.</w:t>
       </w:r>
     </w:p>
     <w:p>
       <w:pPr>
+        <w:keepLines/>
         <w:numPr>
           <w:ilvl w:val="0"/>
           <w:numId w:val="1"/>
         </w:numPr>
-        <w:spacing w:after="25" w:line="258" w:lineRule="auto"/>
+        <w:spacing w:after="30" w:line="233" w:lineRule="exact"/>
         <w:rPr>
           <w:sz w:val="20"/>
           <w:szCs w:val="20"/>
@@ -267,19 +277,20 @@
       <w:r>
         <w:rPr>
           <w:color w:val="000000"/>
-          <w:sz w:val="20"/>
-          <w:szCs w:val="20"/>
+          <w:sz w:val="21"/>
+          <w:szCs w:val="21"/>
         </w:rPr>
         <w:t>Use GA4 and Firebase funnels, support signals, defects, and operational insights to identify bottlenecks, prioritize improvements, and validate outcomes after release.</w:t>
       </w:r>
     </w:p>
     <w:p>
       <w:pPr>
+        <w:keepLines/>
         <w:numPr>
           <w:ilvl w:val="0"/>
           <w:numId w:val="1"/>
         </w:numPr>
-        <w:spacing w:after="25" w:line="258" w:lineRule="auto"/>
+        <w:spacing w:after="30" w:line="233" w:lineRule="exact"/>
         <w:rPr>
           <w:sz w:val="20"/>
           <w:szCs w:val="20"/>
@@ -288,16 +299,37 @@
       <w:r>
         <w:rPr>
           <w:color w:val="000000"/>
-          <w:sz w:val="20"/>
-          <w:szCs w:val="20"/>
+          <w:sz w:val="21"/>
+          <w:szCs w:val="21"/>
         </w:rPr>
         <w:t>Use Cursor, Claude, ChatGPT, and Codex for research, requirements, specifications, documentation, UX exploration, working prototypes, and technical feasibility checks.</w:t>
       </w:r>
     </w:p>
     <w:p>
       <w:pPr>
+        <w:keepLines/>
+        <w:numPr>
+          <w:ilvl w:val="0"/>
+          <w:numId w:val="1"/>
+        </w:numPr>
+        <w:spacing w:after="30" w:line="233" w:lineRule="exact"/>
+        <w:rPr>
+          <w:sz w:val="20"/>
+          <w:szCs w:val="20"/>
+        </w:rPr>
+      </w:pPr>
+      <w:r>
+        <w:rPr>
+          <w:sz w:val="21"/>
+          <w:szCs w:val="21"/>
+        </w:rPr>
+        <w:t>Apply Full-Stack training and working knowledge of basic SQL and JavaScript to clarify technical constraints, review implementation considerations, and collaborate effectively with Engineering.</w:t>
+      </w:r>
+    </w:p>
+    <w:p>
+      <w:pPr>
         <w:keepNext/>
-        <w:spacing w:before="29" w:after="9"/>
+        <w:spacing w:before="44" w:after="16" w:line="240" w:lineRule="auto"/>
         <w:rPr>
           <w:sz w:val="20"/>
           <w:szCs w:val="20"/>
@@ -307,8 +339,8 @@
         <w:rPr>
           <w:b/>
           <w:color w:val="1F4E79"/>
-          <w:sz w:val="20"/>
-          <w:szCs w:val="20"/>
+          <w:sz w:val="21"/>
+          <w:szCs w:val="21"/>
         </w:rPr>
         <w:t>Tapuhi</w:t>
       </w:r>
@@ -316,8 +348,8 @@
         <w:rPr>
           <w:b/>
           <w:color w:val="1E1E1E"/>
-          <w:sz w:val="20"/>
-          <w:szCs w:val="20"/>
+          <w:sz w:val="21"/>
+          <w:szCs w:val="21"/>
         </w:rPr>
         <w:t xml:space="preserve"> | Founder, Product &amp; Operations </w:t>
       </w:r>
@@ -325,8 +357,8 @@
         <w:rPr>
           <w:b/>
           <w:color w:val="1E1E1E"/>
-          <w:sz w:val="20"/>
-          <w:szCs w:val="20"/>
+          <w:sz w:val="21"/>
+          <w:szCs w:val="21"/>
         </w:rPr>
         <w:t>Manager</w:t>
       </w:r>
@@ -334,8 +366,8 @@
         <w:rPr>
           <w:b/>
           <w:color w:val="5F5F5F"/>
-          <w:sz w:val="20"/>
-          <w:szCs w:val="20"/>
+          <w:sz w:val="21"/>
+          <w:szCs w:val="21"/>
         </w:rPr>
         <w:t xml:space="preserve"> | January</w:t>
       </w:r>
@@ -343,19 +375,20 @@
         <w:rPr>
           <w:b/>
           <w:color w:val="5F5F5F"/>
-          <w:sz w:val="20"/>
-          <w:szCs w:val="20"/>
+          <w:sz w:val="21"/>
+          <w:szCs w:val="21"/>
         </w:rPr>
         <w:t xml:space="preserve"> 2017 - December 2022</w:t>
       </w:r>
     </w:p>
     <w:p>
       <w:pPr>
+        <w:keepLines/>
         <w:numPr>
           <w:ilvl w:val="0"/>
           <w:numId w:val="1"/>
         </w:numPr>
-        <w:spacing w:after="25" w:line="258" w:lineRule="auto"/>
+        <w:spacing w:after="30" w:line="233" w:lineRule="exact"/>
         <w:rPr>
           <w:sz w:val="20"/>
           <w:szCs w:val="20"/>
@@ -364,19 +397,20 @@
       <w:r>
         <w:rPr>
           <w:color w:val="000000"/>
-          <w:sz w:val="20"/>
-          <w:szCs w:val="20"/>
+          <w:sz w:val="21"/>
+          <w:szCs w:val="21"/>
         </w:rPr>
         <w:t>Founded and operated a D2C eCommerce product connecting farmers directly with consumers, with end-to-end ownership of the digital platform and the operational systems supporting it.</w:t>
       </w:r>
     </w:p>
     <w:p>
       <w:pPr>
+        <w:keepLines/>
         <w:numPr>
           <w:ilvl w:val="0"/>
           <w:numId w:val="1"/>
         </w:numPr>
-        <w:spacing w:after="25" w:line="258" w:lineRule="auto"/>
+        <w:spacing w:after="30" w:line="233" w:lineRule="exact"/>
         <w:rPr>
           <w:sz w:val="20"/>
           <w:szCs w:val="20"/>
@@ -385,19 +419,20 @@
       <w:r>
         <w:rPr>
           <w:color w:val="000000"/>
-          <w:sz w:val="20"/>
-          <w:szCs w:val="20"/>
+          <w:sz w:val="21"/>
+          <w:szCs w:val="21"/>
         </w:rPr>
         <w:t>Designed workflows across supplier intake, order processing, fulfillment, delivery, returns, customer service, payment processing, reporting, and day-to-day exception handling.</w:t>
       </w:r>
     </w:p>
     <w:p>
       <w:pPr>
+        <w:keepLines/>
         <w:numPr>
           <w:ilvl w:val="0"/>
           <w:numId w:val="1"/>
         </w:numPr>
-        <w:spacing w:after="25" w:line="258" w:lineRule="auto"/>
+        <w:spacing w:after="30" w:line="233" w:lineRule="exact"/>
         <w:rPr>
           <w:sz w:val="20"/>
           <w:szCs w:val="20"/>
@@ -406,19 +441,20 @@
       <w:r>
         <w:rPr>
           <w:color w:val="000000"/>
-          <w:sz w:val="20"/>
-          <w:szCs w:val="20"/>
+          <w:sz w:val="21"/>
+          <w:szCs w:val="21"/>
         </w:rPr>
         <w:t>Defined requirements and managed an external development company from UX and delivery through acceptance testing, launch, bug resolution, changes, and new features.</w:t>
       </w:r>
     </w:p>
     <w:p>
       <w:pPr>
+        <w:keepLines/>
         <w:numPr>
           <w:ilvl w:val="0"/>
           <w:numId w:val="1"/>
         </w:numPr>
-        <w:spacing w:after="25" w:line="258" w:lineRule="auto"/>
+        <w:spacing w:after="30" w:line="233" w:lineRule="exact"/>
         <w:rPr>
           <w:sz w:val="20"/>
           <w:szCs w:val="20"/>
@@ -427,8 +463,8 @@
       <w:r>
         <w:rPr>
           <w:color w:val="000000"/>
-          <w:sz w:val="20"/>
-          <w:szCs w:val="20"/>
+          <w:sz w:val="21"/>
+          <w:szCs w:val="21"/>
         </w:rPr>
         <w:t>Used user, sales, service, and operational data to improve customer journeys, reduce friction, refine handoffs, and prioritize product and workflow improvements.</w:t>
       </w:r>
@@ -436,7 +472,7 @@
     <w:p>
       <w:pPr>
         <w:keepNext/>
-        <w:spacing w:before="29" w:after="9"/>
+        <w:spacing w:before="44" w:after="16" w:line="240" w:lineRule="auto"/>
         <w:rPr>
           <w:sz w:val="20"/>
           <w:szCs w:val="20"/>
@@ -446,8 +482,8 @@
         <w:rPr>
           <w:b/>
           <w:color w:val="1F4E79"/>
-          <w:sz w:val="20"/>
-          <w:szCs w:val="20"/>
+          <w:sz w:val="21"/>
+          <w:szCs w:val="21"/>
         </w:rPr>
         <w:t>HP (HPE)</w:t>
       </w:r>
@@ -455,8 +491,8 @@
         <w:rPr>
           <w:b/>
           <w:color w:val="1E1E1E"/>
-          <w:sz w:val="20"/>
-          <w:szCs w:val="20"/>
+          <w:sz w:val="21"/>
+          <w:szCs w:val="21"/>
         </w:rPr>
         <w:t xml:space="preserve"> | Business </w:t>
       </w:r>
@@ -464,8 +500,8 @@
         <w:rPr>
           <w:b/>
           <w:color w:val="1E1E1E"/>
-          <w:sz w:val="20"/>
-          <w:szCs w:val="20"/>
+          <w:sz w:val="21"/>
+          <w:szCs w:val="21"/>
         </w:rPr>
         <w:t>Analyst</w:t>
       </w:r>
@@ -473,8 +509,8 @@
         <w:rPr>
           <w:b/>
           <w:color w:val="5F5F5F"/>
-          <w:sz w:val="20"/>
-          <w:szCs w:val="20"/>
+          <w:sz w:val="21"/>
+          <w:szCs w:val="21"/>
         </w:rPr>
         <w:t xml:space="preserve"> | January</w:t>
       </w:r>
@@ -482,19 +518,20 @@
         <w:rPr>
           <w:b/>
           <w:color w:val="5F5F5F"/>
-          <w:sz w:val="20"/>
-          <w:szCs w:val="20"/>
+          <w:sz w:val="21"/>
+          <w:szCs w:val="21"/>
         </w:rPr>
         <w:t xml:space="preserve"> 2015 - December 2016</w:t>
       </w:r>
     </w:p>
     <w:p>
       <w:pPr>
+        <w:keepLines/>
         <w:numPr>
           <w:ilvl w:val="0"/>
           <w:numId w:val="1"/>
         </w:numPr>
-        <w:spacing w:after="25" w:line="258" w:lineRule="auto"/>
+        <w:spacing w:after="30" w:line="233" w:lineRule="exact"/>
         <w:rPr>
           <w:sz w:val="20"/>
           <w:szCs w:val="20"/>
@@ -503,19 +540,20 @@
       <w:r>
         <w:rPr>
           <w:color w:val="000000"/>
-          <w:sz w:val="20"/>
-          <w:szCs w:val="20"/>
+          <w:sz w:val="21"/>
+          <w:szCs w:val="21"/>
         </w:rPr>
         <w:t>Gathered business requirements, modeled operational data, and translated complex production inputs into clear workflows, analytical tools, and process improvements for an industrial product line.</w:t>
       </w:r>
     </w:p>
     <w:p>
       <w:pPr>
+        <w:keepLines/>
         <w:numPr>
           <w:ilvl w:val="0"/>
           <w:numId w:val="1"/>
         </w:numPr>
-        <w:spacing w:after="25" w:line="258" w:lineRule="auto"/>
+        <w:spacing w:after="30" w:line="233" w:lineRule="exact"/>
         <w:rPr>
           <w:sz w:val="20"/>
           <w:szCs w:val="20"/>
@@ -524,8 +562,8 @@
       <w:r>
         <w:rPr>
           <w:color w:val="000000"/>
-          <w:sz w:val="20"/>
-          <w:szCs w:val="20"/>
+          <w:sz w:val="21"/>
+          <w:szCs w:val="21"/>
         </w:rPr>
         <w:t>Collaborated across operations, planning, business, and technical stakeholders and built analytical tools and reports supporting data-driven decisions and cost reduction.</w:t>
       </w:r>
@@ -533,7 +571,7 @@
     <w:p>
       <w:pPr>
         <w:keepNext/>
-        <w:spacing w:before="29" w:after="9"/>
+        <w:spacing w:before="44" w:after="16" w:line="240" w:lineRule="auto"/>
         <w:rPr>
           <w:sz w:val="20"/>
           <w:szCs w:val="20"/>
@@ -543,8 +581,8 @@
         <w:rPr>
           <w:b/>
           <w:color w:val="1F4E79"/>
-          <w:sz w:val="20"/>
-          <w:szCs w:val="20"/>
+          <w:sz w:val="21"/>
+          <w:szCs w:val="21"/>
         </w:rPr>
         <w:t>HP (HPE)</w:t>
       </w:r>
@@ -552,8 +590,8 @@
         <w:rPr>
           <w:b/>
           <w:color w:val="1E1E1E"/>
-          <w:sz w:val="20"/>
-          <w:szCs w:val="20"/>
+          <w:sz w:val="21"/>
+          <w:szCs w:val="21"/>
         </w:rPr>
         <w:t xml:space="preserve"> | Material Planner </w:t>
       </w:r>
@@ -561,8 +599,8 @@
         <w:rPr>
           <w:b/>
           <w:color w:val="1E1E1E"/>
-          <w:sz w:val="20"/>
-          <w:szCs w:val="20"/>
+          <w:sz w:val="21"/>
+          <w:szCs w:val="21"/>
         </w:rPr>
         <w:t>Analyst</w:t>
       </w:r>
@@ -570,8 +608,8 @@
         <w:rPr>
           <w:b/>
           <w:color w:val="5F5F5F"/>
-          <w:sz w:val="20"/>
-          <w:szCs w:val="20"/>
+          <w:sz w:val="21"/>
+          <w:szCs w:val="21"/>
         </w:rPr>
         <w:t xml:space="preserve"> | January</w:t>
       </w:r>
@@ -579,19 +617,20 @@
         <w:rPr>
           <w:b/>
           <w:color w:val="5F5F5F"/>
-          <w:sz w:val="20"/>
-          <w:szCs w:val="20"/>
+          <w:sz w:val="21"/>
+          <w:szCs w:val="21"/>
         </w:rPr>
         <w:t xml:space="preserve"> 2013 - December 2014</w:t>
       </w:r>
     </w:p>
     <w:p>
       <w:pPr>
+        <w:keepLines/>
         <w:numPr>
           <w:ilvl w:val="0"/>
           <w:numId w:val="1"/>
         </w:numPr>
-        <w:spacing w:after="25" w:line="258" w:lineRule="auto"/>
+        <w:spacing w:after="30" w:line="233" w:lineRule="exact"/>
         <w:rPr>
           <w:sz w:val="20"/>
           <w:szCs w:val="20"/>
@@ -600,8 +639,8 @@
       <w:r>
         <w:rPr>
           <w:color w:val="000000"/>
-          <w:sz w:val="20"/>
-          <w:szCs w:val="20"/>
+          <w:sz w:val="21"/>
+          <w:szCs w:val="21"/>
         </w:rPr>
         <w:t>Managed supply-chain planning across six operational divisions, including inventory monitoring, supplier coordination, exception handling, and VMI oversight; wrote work manuals and trained four logistics specialists.</w:t>
       </w:r>
@@ -609,7 +648,7 @@
     <w:p>
       <w:pPr>
         <w:keepNext/>
-        <w:spacing w:before="29" w:after="9"/>
+        <w:spacing w:before="44" w:after="16" w:line="240" w:lineRule="auto"/>
         <w:rPr>
           <w:sz w:val="20"/>
           <w:szCs w:val="20"/>
@@ -619,8 +658,8 @@
         <w:rPr>
           <w:b/>
           <w:color w:val="1F4E79"/>
-          <w:sz w:val="20"/>
-          <w:szCs w:val="20"/>
+          <w:sz w:val="21"/>
+          <w:szCs w:val="21"/>
         </w:rPr>
         <w:t>SAP WIN</w:t>
       </w:r>
@@ -628,8 +667,8 @@
         <w:rPr>
           <w:b/>
           <w:color w:val="1E1E1E"/>
-          <w:sz w:val="20"/>
-          <w:szCs w:val="20"/>
+          <w:sz w:val="21"/>
+          <w:szCs w:val="21"/>
         </w:rPr>
         <w:t xml:space="preserve"> | Project </w:t>
       </w:r>
@@ -637,8 +676,8 @@
         <w:rPr>
           <w:b/>
           <w:color w:val="1E1E1E"/>
-          <w:sz w:val="20"/>
-          <w:szCs w:val="20"/>
+          <w:sz w:val="21"/>
+          <w:szCs w:val="21"/>
         </w:rPr>
         <w:t>Manager</w:t>
       </w:r>
@@ -646,8 +685,8 @@
         <w:rPr>
           <w:b/>
           <w:color w:val="5F5F5F"/>
-          <w:sz w:val="20"/>
-          <w:szCs w:val="20"/>
+          <w:sz w:val="21"/>
+          <w:szCs w:val="21"/>
         </w:rPr>
         <w:t xml:space="preserve"> | February</w:t>
       </w:r>
@@ -655,19 +694,20 @@
         <w:rPr>
           <w:b/>
           <w:color w:val="5F5F5F"/>
-          <w:sz w:val="20"/>
-          <w:szCs w:val="20"/>
+          <w:sz w:val="21"/>
+          <w:szCs w:val="21"/>
         </w:rPr>
         <w:t xml:space="preserve"> 2012 - January 2013</w:t>
       </w:r>
     </w:p>
     <w:p>
       <w:pPr>
+        <w:keepLines/>
         <w:numPr>
           <w:ilvl w:val="0"/>
           <w:numId w:val="1"/>
         </w:numPr>
-        <w:spacing w:after="25" w:line="258" w:lineRule="auto"/>
+        <w:spacing w:after="30" w:line="233" w:lineRule="exact"/>
         <w:rPr>
           <w:sz w:val="20"/>
           <w:szCs w:val="20"/>
@@ -676,8 +716,8 @@
       <w:r>
         <w:rPr>
           <w:color w:val="000000"/>
-          <w:sz w:val="20"/>
-          <w:szCs w:val="20"/>
+          <w:sz w:val="21"/>
+          <w:szCs w:val="21"/>
         </w:rPr>
         <w:t>Managed a year-long, on-site SAP R/3 implementation across Production and Accounting modules, leading requirements, work planning, developer-user coordination, testing, training, Go-Live, and post-launch support.</w:t>
       </w:r>
@@ -688,7 +728,7 @@
         <w:pBdr>
           <w:bottom w:val="single" w:sz="6" w:space="1" w:color="1F4E79"/>
         </w:pBdr>
-        <w:spacing w:before="49" w:after="31"/>
+        <w:spacing w:before="64" w:after="40" w:line="240" w:lineRule="auto"/>
         <w:rPr>
           <w:sz w:val="20"/>
           <w:szCs w:val="20"/>
@@ -698,15 +738,15 @@
         <w:rPr>
           <w:b/>
           <w:color w:val="1F4E79"/>
-          <w:sz w:val="20"/>
-          <w:szCs w:val="20"/>
+          <w:sz w:val="22"/>
+          <w:szCs w:val="22"/>
         </w:rPr>
         <w:t>EDUCATION</w:t>
       </w:r>
     </w:p>
     <w:p>
       <w:pPr>
-        <w:spacing w:after="16"/>
+        <w:spacing w:after="16" w:line="240" w:lineRule="auto"/>
         <w:rPr>
           <w:sz w:val="20"/>
           <w:szCs w:val="20"/>
@@ -715,15 +755,15 @@
       <w:r>
         <w:rPr>
           <w:color w:val="000000"/>
-          <w:sz w:val="20"/>
-          <w:szCs w:val="20"/>
+          <w:sz w:val="21"/>
+          <w:szCs w:val="21"/>
         </w:rPr>
         <w:t>Ben-Gurion University of the Negev | B.Sc. in Industrial Engineering &amp; Management | 2008 - 2012</w:t>
       </w:r>
     </w:p>
     <w:p>
       <w:pPr>
-        <w:spacing w:after="18"/>
+        <w:spacing w:after="16" w:line="240" w:lineRule="auto"/>
         <w:rPr>
           <w:sz w:val="20"/>
           <w:szCs w:val="20"/>
@@ -732,8 +772,8 @@
       <w:r>
         <w:rPr>
           <w:color w:val="000000"/>
-          <w:sz w:val="20"/>
-          <w:szCs w:val="20"/>
+          <w:sz w:val="21"/>
+          <w:szCs w:val="21"/>
         </w:rPr>
         <w:t>Coding Academy Israel | Full-Stack &amp; Frontend Development | July - November 2022</w:t>
       </w:r>
@@ -744,7 +784,7 @@
         <w:pBdr>
           <w:bottom w:val="single" w:sz="6" w:space="1" w:color="1F4E79"/>
         </w:pBdr>
-        <w:spacing w:before="49" w:after="31"/>
+        <w:spacing w:before="64" w:after="40" w:line="240" w:lineRule="auto"/>
         <w:rPr>
           <w:sz w:val="20"/>
           <w:szCs w:val="20"/>
@@ -754,15 +794,15 @@
         <w:rPr>
           <w:b/>
           <w:color w:val="1F4E79"/>
-          <w:sz w:val="20"/>
-          <w:szCs w:val="20"/>
+          <w:sz w:val="22"/>
+          <w:szCs w:val="22"/>
         </w:rPr>
         <w:t>SKILLS &amp; TOOLS</w:t>
       </w:r>
     </w:p>
     <w:p>
       <w:pPr>
-        <w:spacing w:after="7" w:line="250" w:lineRule="auto"/>
+        <w:spacing w:after="18" w:line="228" w:lineRule="exact"/>
         <w:rPr>
           <w:sz w:val="20"/>
           <w:szCs w:val="20"/>
@@ -772,15 +812,15 @@
         <w:rPr>
           <w:b/>
           <w:color w:val="1F4E79"/>
-          <w:sz w:val="20"/>
-          <w:szCs w:val="20"/>
+          <w:sz w:val="21"/>
+          <w:szCs w:val="21"/>
         </w:rPr>
         <w:t>Technical Product: Strategy, roadmaps, PRDs, technical requirements, business rules, data flows, APIs, integrations, backlogs, delivery and validation</w:t>
       </w:r>
     </w:p>
     <w:p>
       <w:pPr>
-        <w:spacing w:after="7" w:line="250" w:lineRule="auto"/>
+        <w:spacing w:after="18" w:line="228" w:lineRule="exact"/>
         <w:rPr>
           <w:sz w:val="20"/>
           <w:szCs w:val="20"/>
@@ -790,22 +830,22 @@
         <w:rPr>
           <w:b/>
           <w:color w:val="1F4E79"/>
-          <w:sz w:val="20"/>
-          <w:szCs w:val="20"/>
+          <w:sz w:val="21"/>
+          <w:szCs w:val="21"/>
         </w:rPr>
         <w:t>Technical &amp; Data: Green Invoice, Isracard, PayMe, CRM, GA4, Firebase, basic SQL, JavaScript, Jira, Figma</w:t>
       </w:r>
     </w:p>
     <w:p>
       <w:pPr>
-        <w:spacing w:after="7" w:line="250" w:lineRule="auto"/>
+        <w:spacing w:after="18" w:line="228" w:lineRule="exact"/>
       </w:pPr>
       <w:r>
         <w:rPr>
           <w:b/>
           <w:color w:val="1F4E79"/>
-          <w:sz w:val="20"/>
-          <w:szCs w:val="20"/>
+          <w:sz w:val="21"/>
+          <w:szCs w:val="21"/>
         </w:rPr>
         <w:t>Execution, AI &amp; Languages: Engineering collaboration, Cursor, Claude, ChatGPT, Codex, stakeholder/vendor management | Hebrew: Native; English: Fluent</w:t>
       </w:r>
